--- a/manuscript/manuscript.docx
+++ b/manuscript/manuscript.docx
@@ -5,6 +5,7 @@
     <w:p>
       <w:pPr>
         <w:pStyle w:val="FirstParagraph"/>
+        <w:jc w:val="both"/>
         <w:rPr>
           <w:b/>
           <w:bCs/>
@@ -19,21 +20,43 @@
           <w:sz w:val="22"/>
           <w:szCs w:val="22"/>
         </w:rPr>
-        <w:t>Data</w:t>
-      </w:r>
-      <w:r>
+        <w:t>Method</w:t>
+      </w:r>
+    </w:p>
+    <w:p>
+      <w:pPr>
+        <w:pStyle w:val="FirstParagraph"/>
+        <w:jc w:val="both"/>
         <w:rPr>
           <w:b/>
           <w:bCs/>
           <w:sz w:val="22"/>
           <w:szCs w:val="22"/>
         </w:rPr>
+      </w:pPr>
+      <w:r>
+        <w:rPr>
+          <w:b/>
+          <w:bCs/>
+          <w:sz w:val="22"/>
+          <w:szCs w:val="22"/>
+        </w:rPr>
+        <w:t>Data</w:t>
+      </w:r>
+      <w:r>
+        <w:rPr>
+          <w:b/>
+          <w:bCs/>
+          <w:sz w:val="22"/>
+          <w:szCs w:val="22"/>
+        </w:rPr>
         <w:t xml:space="preserve"> sources</w:t>
       </w:r>
     </w:p>
     <w:p>
       <w:pPr>
         <w:pStyle w:val="FirstParagraph"/>
+        <w:jc w:val="both"/>
         <w:rPr>
           <w:sz w:val="22"/>
           <w:szCs w:val="22"/>
@@ -51,6 +74,13 @@
           <w:sz w:val="22"/>
           <w:szCs w:val="22"/>
         </w:rPr>
+        <w:t xml:space="preserve"> Population counts by citizenship were also available from 2011.</w:t>
+      </w:r>
+      <w:r>
+        <w:rPr>
+          <w:sz w:val="22"/>
+          <w:szCs w:val="22"/>
+        </w:rPr>
         <w:t xml:space="preserve"> </w:t>
       </w:r>
       <w:r>
@@ -58,23 +88,7 @@
           <w:sz w:val="22"/>
           <w:szCs w:val="22"/>
         </w:rPr>
-        <w:t xml:space="preserve">Second, we used municipality-level explanatory variables to characterize spatial differences in fertility. We included FSO data on population density and availability of childcare services. We also incorporated municipal-level results from four votes related to women’s suffrage, family support and paternity leave. In addition, we used the Swiss </w:t>
-      </w:r>
-      <w:proofErr w:type="spellStart"/>
-      <w:r>
-        <w:rPr>
-          <w:sz w:val="22"/>
-          <w:szCs w:val="22"/>
-        </w:rPr>
-        <w:t>neighbourhood</w:t>
-      </w:r>
-      <w:proofErr w:type="spellEnd"/>
-      <w:r>
-        <w:rPr>
-          <w:sz w:val="22"/>
-          <w:szCs w:val="22"/>
-        </w:rPr>
-        <w:t xml:space="preserve"> index of socioeconomic position (Swiss-SEP-3), aggregated at the municipality level, and an urban–rural typology classifying municipalities into nine categories based on density, size and accessibility.</w:t>
+        <w:t>Second, we used municipality-level explanatory variables to characterize spatial differences in fertility. We included FSO data on population density and availability of childcare services. We also incorporated municipal-level results from four votes related to women’s suffrage, family support and paternity leave. In addition, we used the Swiss neighborhood index of socioeconomic position (Swiss-SEP-3), aggregated at the municipality level, and an urban–rural typology classifying municipalities into nine categories based on density, size and accessibility.</w:t>
       </w:r>
       <w:r>
         <w:rPr>
@@ -94,6 +108,7 @@
     <w:p>
       <w:pPr>
         <w:pStyle w:val="FirstParagraph"/>
+        <w:jc w:val="both"/>
         <w:rPr>
           <w:sz w:val="22"/>
           <w:szCs w:val="22"/>
@@ -112,6 +127,7 @@
     <w:p>
       <w:pPr>
         <w:pStyle w:val="BodyText"/>
+        <w:jc w:val="both"/>
         <w:rPr>
           <w:sz w:val="22"/>
           <w:szCs w:val="22"/>
@@ -200,6 +216,7 @@
     <w:p>
       <w:pPr>
         <w:pStyle w:val="FirstParagraph"/>
+        <w:jc w:val="both"/>
         <w:rPr>
           <w:sz w:val="22"/>
           <w:szCs w:val="22"/>
@@ -352,7 +369,7 @@
     <w:p>
       <w:pPr>
         <w:pStyle w:val="BodyText"/>
-        <w:jc w:val="center"/>
+        <w:jc w:val="both"/>
         <w:rPr>
           <w:rFonts w:eastAsiaTheme="minorEastAsia"/>
           <w:sz w:val="22"/>
@@ -842,6 +859,7 @@
     <w:p>
       <w:pPr>
         <w:pStyle w:val="FirstParagraph"/>
+        <w:jc w:val="both"/>
         <w:rPr>
           <w:sz w:val="22"/>
           <w:szCs w:val="22"/>
@@ -1252,6 +1270,7 @@
     <w:p>
       <w:pPr>
         <w:pStyle w:val="BodyText"/>
+        <w:jc w:val="both"/>
         <w:rPr>
           <w:rFonts w:eastAsiaTheme="minorEastAsia"/>
           <w:sz w:val="22"/>
@@ -1336,6 +1355,7 @@
     <w:p>
       <w:pPr>
         <w:pStyle w:val="BodyText"/>
+        <w:jc w:val="both"/>
         <w:rPr>
           <w:b/>
           <w:bCs/>
@@ -1356,6 +1376,7 @@
     <w:p>
       <w:pPr>
         <w:pStyle w:val="BodyText"/>
+        <w:jc w:val="both"/>
         <w:rPr>
           <w:sz w:val="22"/>
           <w:szCs w:val="22"/>
@@ -1467,6 +1488,7 @@
     <w:p>
       <w:pPr>
         <w:pStyle w:val="BodyText"/>
+        <w:jc w:val="both"/>
         <w:rPr>
           <w:sz w:val="22"/>
           <w:szCs w:val="22"/>
@@ -1651,18 +1673,7 @@
               <w:sz w:val="22"/>
               <w:szCs w:val="22"/>
             </w:rPr>
-            <m:t>log</m:t>
-          </m:r>
-          <m:r>
-            <m:rPr>
-              <m:sty m:val="p"/>
-            </m:rPr>
-            <w:rPr>
-              <w:rFonts w:ascii="Cambria Math" w:hAnsi="Cambria Math"/>
-              <w:sz w:val="22"/>
-              <w:szCs w:val="22"/>
-            </w:rPr>
-            <m:t xml:space="preserve"> </m:t>
+            <m:t xml:space="preserve">log </m:t>
           </m:r>
           <m:sSub>
             <m:sSubPr>
@@ -1967,6 +1978,7 @@
     <w:p>
       <w:pPr>
         <w:pStyle w:val="BodyText"/>
+        <w:jc w:val="both"/>
         <w:rPr>
           <w:rFonts w:eastAsiaTheme="minorEastAsia"/>
           <w:sz w:val="22"/>
@@ -2218,25 +2230,16 @@
           <w:sz w:val="22"/>
           <w:szCs w:val="22"/>
         </w:rPr>
-        <w:t xml:space="preserve">We resample the year effects using their estimated variance rather than posterior draws, </w:t>
-      </w:r>
-      <w:proofErr w:type="gramStart"/>
+        <w:t xml:space="preserve">We resample the year effects using their estimated variance rather than posterior </w:t>
+      </w:r>
       <w:r>
         <w:rPr>
           <w:rFonts w:eastAsiaTheme="minorEastAsia"/>
           <w:sz w:val="22"/>
           <w:szCs w:val="22"/>
         </w:rPr>
-        <w:t>as using</w:t>
-      </w:r>
-      <w:proofErr w:type="gramEnd"/>
-      <w:r>
-        <w:rPr>
-          <w:rFonts w:eastAsiaTheme="minorEastAsia"/>
-          <w:sz w:val="22"/>
-          <w:szCs w:val="22"/>
-        </w:rPr>
-        <w:t xml:space="preserve"> posterior realizations would introduce year-specific deviations and violate the assumption of a constant fertility level over </w:t>
+        <w:lastRenderedPageBreak/>
+        <w:t xml:space="preserve">draws, as using posterior realizations would introduce year-specific deviations and violate the assumption of a constant fertility level over </w:t>
       </w:r>
       <w:r>
         <w:rPr>
@@ -2258,6 +2261,7 @@
     <w:p>
       <w:pPr>
         <w:pStyle w:val="BodyText"/>
+        <w:jc w:val="both"/>
         <w:rPr>
           <w:b/>
           <w:bCs/>
@@ -2272,7 +2276,6 @@
           <w:sz w:val="22"/>
           <w:szCs w:val="22"/>
         </w:rPr>
-        <w:lastRenderedPageBreak/>
         <w:t>Excess</w:t>
       </w:r>
       <w:r>
@@ -2297,6 +2300,7 @@
     <w:p>
       <w:pPr>
         <w:pStyle w:val="FirstParagraph"/>
+        <w:jc w:val="both"/>
         <w:rPr>
           <w:sz w:val="22"/>
           <w:szCs w:val="22"/>
@@ -2327,6 +2331,7 @@
     <w:p>
       <w:pPr>
         <w:pStyle w:val="BodyText"/>
+        <w:jc w:val="both"/>
         <w:rPr>
           <w:sz w:val="22"/>
           <w:szCs w:val="22"/>
@@ -2825,6 +2830,7 @@
     <w:p>
       <w:pPr>
         <w:pStyle w:val="FirstParagraph"/>
+        <w:jc w:val="both"/>
         <w:rPr>
           <w:sz w:val="22"/>
           <w:szCs w:val="22"/>
@@ -2837,35 +2843,21 @@
           <w:sz w:val="22"/>
           <w:szCs w:val="22"/>
         </w:rPr>
-        <w:t xml:space="preserve">To explore at </w:t>
-      </w:r>
-      <w:r>
-        <w:rPr>
-          <w:sz w:val="22"/>
-          <w:szCs w:val="22"/>
-        </w:rPr>
-        <w:t xml:space="preserve">a </w:t>
-      </w:r>
-      <w:r>
-        <w:rPr>
-          <w:sz w:val="22"/>
-          <w:szCs w:val="22"/>
-        </w:rPr>
-        <w:t xml:space="preserve">higher level of granularity (e.g., </w:t>
-      </w:r>
-      <w:r>
-        <w:rPr>
-          <w:sz w:val="22"/>
-          <w:szCs w:val="22"/>
-        </w:rPr>
-        <w:t>birth excess by region</w:t>
-      </w:r>
-      <w:r>
-        <w:rPr>
-          <w:sz w:val="22"/>
-          <w:szCs w:val="22"/>
-        </w:rPr>
-        <w:t xml:space="preserve">), </w:t>
+        <w:t xml:space="preserve">To explore </w:t>
+      </w:r>
+      <w:r>
+        <w:rPr>
+          <w:sz w:val="22"/>
+          <w:szCs w:val="22"/>
+        </w:rPr>
+        <w:t>birth excess at the municipality level</w:t>
+      </w:r>
+      <w:r>
+        <w:rPr>
+          <w:sz w:val="22"/>
+          <w:szCs w:val="22"/>
+        </w:rPr>
+        <w:t xml:space="preserve">, </w:t>
       </w:r>
       <w:r>
         <w:rPr>
@@ -3006,12 +2998,27 @@
           <w:sz w:val="22"/>
           <w:szCs w:val="22"/>
         </w:rPr>
-        <w:t xml:space="preserve"> regions using a multinomial distribution:</w:t>
+        <w:t xml:space="preserve"> </w:t>
+      </w:r>
+      <w:r>
+        <w:rPr>
+          <w:sz w:val="22"/>
+          <w:szCs w:val="22"/>
+        </w:rPr>
+        <w:t>municipalities</w:t>
+      </w:r>
+      <w:r>
+        <w:rPr>
+          <w:sz w:val="22"/>
+          <w:szCs w:val="22"/>
+        </w:rPr>
+        <w:t xml:space="preserve"> using a multinomial distribution:</w:t>
       </w:r>
     </w:p>
     <w:p>
       <w:pPr>
         <w:pStyle w:val="BodyText"/>
+        <w:jc w:val="both"/>
         <w:rPr>
           <w:rFonts w:eastAsiaTheme="minorEastAsia"/>
           <w:sz w:val="22"/>
@@ -3337,6 +3344,7 @@
     <w:p>
       <w:pPr>
         <w:pStyle w:val="BodyText"/>
+        <w:jc w:val="both"/>
         <w:rPr>
           <w:sz w:val="22"/>
           <w:szCs w:val="22"/>
@@ -3555,7 +3563,7 @@
           <w:sz w:val="22"/>
           <w:szCs w:val="22"/>
         </w:rPr>
-        <w:t>regions</w:t>
+        <w:t>municipalities</w:t>
       </w:r>
       <w:r>
         <w:rPr>
@@ -3569,6 +3577,7 @@
     <w:p>
       <w:pPr>
         <w:pStyle w:val="BodyText"/>
+        <w:jc w:val="both"/>
         <w:rPr>
           <w:sz w:val="22"/>
           <w:szCs w:val="22"/>
@@ -3865,6 +3874,7 @@
     <w:p>
       <w:pPr>
         <w:pStyle w:val="FirstParagraph"/>
+        <w:jc w:val="both"/>
         <w:rPr>
           <w:sz w:val="22"/>
           <w:szCs w:val="22"/>
@@ -3895,6 +3905,7 @@
     <w:p>
       <w:pPr>
         <w:pStyle w:val="BodyText"/>
+        <w:jc w:val="both"/>
         <w:rPr>
           <w:sz w:val="22"/>
           <w:szCs w:val="22"/>
@@ -4526,6 +4537,7 @@
     <w:p>
       <w:pPr>
         <w:pStyle w:val="BodyText"/>
+        <w:jc w:val="both"/>
         <w:rPr>
           <w:sz w:val="22"/>
           <w:szCs w:val="22"/>
@@ -4542,6 +4554,79 @@
     <w:p>
       <w:pPr>
         <w:pStyle w:val="BodyText"/>
+        <w:jc w:val="both"/>
+        <w:rPr>
+          <w:sz w:val="22"/>
+          <w:szCs w:val="22"/>
+        </w:rPr>
+      </w:pPr>
+      <w:r>
+        <w:rPr>
+          <w:sz w:val="22"/>
+          <w:szCs w:val="22"/>
+        </w:rPr>
+        <w:t>Different levels of aggregation were considered: 1) nationally over time, 2)</w:t>
+      </w:r>
+    </w:p>
+    <w:p>
+      <w:pPr>
+        <w:pStyle w:val="BodyText"/>
+        <w:jc w:val="both"/>
+        <w:rPr>
+          <w:sz w:val="22"/>
+          <w:szCs w:val="22"/>
+        </w:rPr>
+      </w:pPr>
+      <w:r>
+        <w:rPr>
+          <w:sz w:val="22"/>
+          <w:szCs w:val="22"/>
+        </w:rPr>
+        <w:t>By citizenship: only from 2011</w:t>
+      </w:r>
+    </w:p>
+    <w:p>
+      <w:pPr>
+        <w:pStyle w:val="BodyText"/>
+        <w:jc w:val="both"/>
+        <w:rPr>
+          <w:sz w:val="22"/>
+          <w:szCs w:val="22"/>
+        </w:rPr>
+      </w:pPr>
+      <w:r>
+        <w:rPr>
+          <w:sz w:val="22"/>
+          <w:szCs w:val="22"/>
+        </w:rPr>
+        <w:t>T</w:t>
+      </w:r>
+      <w:r>
+        <w:rPr>
+          <w:sz w:val="22"/>
+          <w:szCs w:val="22"/>
+        </w:rPr>
+        <w:t xml:space="preserve">o visualize excess births at the municipality level, we smoothed absolute excess estimates across neighboring municipalities (i.e. those sharing a boundary) to </w:t>
+      </w:r>
+      <w:r>
+        <w:rPr>
+          <w:sz w:val="22"/>
+          <w:szCs w:val="22"/>
+        </w:rPr>
+        <w:t>reduce variability in small areas</w:t>
+      </w:r>
+      <w:r>
+        <w:rPr>
+          <w:sz w:val="22"/>
+          <w:szCs w:val="22"/>
+        </w:rPr>
+        <w:t>. Following a simple spatial smoothing approach, we applied hybrid weights assigning equal weight to the municipality itself and to its neighbors. Relative excess was then derived from the smoothed absolute excess as described above.</w:t>
+      </w:r>
+    </w:p>
+    <w:p>
+      <w:pPr>
+        <w:pStyle w:val="BodyText"/>
+        <w:jc w:val="both"/>
         <w:rPr>
           <w:b/>
           <w:bCs/>
@@ -4562,6 +4647,7 @@
     <w:p>
       <w:pPr>
         <w:pStyle w:val="BodyText"/>
+        <w:jc w:val="both"/>
         <w:rPr>
           <w:sz w:val="22"/>
           <w:szCs w:val="22"/>
@@ -4574,15 +4660,13 @@
         </w:rPr>
         <w:t xml:space="preserve">We further examine excess births according to a range of municipality-level variables. For each variable, municipalities are ordered by their value and sequentially grouped into ten population-based deciles, such that each group contains approximately 10% of the total population (municipalities are added until the cumulative population exceeds each decile threshold). We then </w:t>
       </w:r>
-      <w:proofErr w:type="spellStart"/>
-      <w:r>
-        <w:rPr>
-          <w:sz w:val="22"/>
-          <w:szCs w:val="22"/>
-        </w:rPr>
-        <w:t>summarise</w:t>
-      </w:r>
-      <w:proofErr w:type="spellEnd"/>
+      <w:r>
+        <w:rPr>
+          <w:sz w:val="22"/>
+          <w:szCs w:val="22"/>
+        </w:rPr>
+        <w:t>summarize</w:t>
+      </w:r>
       <w:r>
         <w:rPr>
           <w:sz w:val="22"/>
@@ -4594,6 +4678,7 @@
     <w:p>
       <w:pPr>
         <w:pStyle w:val="BodyText"/>
+        <w:jc w:val="both"/>
         <w:rPr>
           <w:b/>
           <w:bCs/>
@@ -4615,6 +4700,7 @@
     <w:bookmarkEnd w:id="2"/>
     <w:p>
       <w:pPr>
+        <w:jc w:val="both"/>
         <w:rPr>
           <w:lang w:val="en-US"/>
         </w:rPr>
@@ -4628,49 +4714,35 @@
     </w:p>
     <w:p>
       <w:pPr>
-        <w:rPr>
-          <w:lang w:val="en-US"/>
-        </w:rPr>
-      </w:pPr>
-      <w:r>
-        <w:rPr>
-          <w:lang w:val="en-US"/>
-        </w:rPr>
-        <w:t xml:space="preserve">For the parity-based analyses, we could not adjust </w:t>
-      </w:r>
-      <w:proofErr w:type="gramStart"/>
-      <w:r>
-        <w:rPr>
-          <w:lang w:val="en-US"/>
-        </w:rPr>
-        <w:t>for</w:t>
-      </w:r>
-      <w:proofErr w:type="gramEnd"/>
-      <w:r>
-        <w:rPr>
-          <w:lang w:val="en-US"/>
-        </w:rPr>
-        <w:t xml:space="preserve"> the relevant population denominator, as population counts by parity (i.e. number of children) were not available.</w:t>
-      </w:r>
-      <w:r>
-        <w:rPr>
-          <w:lang w:val="en-US"/>
-        </w:rPr>
-        <w:t xml:space="preserve"> We thus fit the model using the total female population aged 15-50, which slightly modify the fertility function. It should thus be interpreted as the proportion of women having their first child </w:t>
-      </w:r>
-      <w:proofErr w:type="gramStart"/>
-      <w:r>
-        <w:rPr>
-          <w:lang w:val="en-US"/>
-        </w:rPr>
-        <w:t>in a given</w:t>
-      </w:r>
-      <w:proofErr w:type="gramEnd"/>
-      <w:r>
-        <w:rPr>
-          <w:lang w:val="en-US"/>
-        </w:rPr>
-        <w:t xml:space="preserve"> month rather than a probability, </w:t>
+        <w:jc w:val="both"/>
+        <w:rPr>
+          <w:lang w:val="en-US"/>
+        </w:rPr>
+      </w:pPr>
+      <w:r>
+        <w:rPr>
+          <w:lang w:val="en-US"/>
+        </w:rPr>
+        <w:lastRenderedPageBreak/>
+        <w:t xml:space="preserve">For the parity-based analyses, we could not adjust for the relevant population denominator, as population counts by parity (i.e. </w:t>
+      </w:r>
+      <w:r>
+        <w:rPr>
+          <w:lang w:val="en-US"/>
+        </w:rPr>
+        <w:t xml:space="preserve">by </w:t>
+      </w:r>
+      <w:r>
+        <w:rPr>
+          <w:lang w:val="en-US"/>
+        </w:rPr>
+        <w:t>number of children) were not available.</w:t>
+      </w:r>
+      <w:r>
+        <w:rPr>
+          <w:lang w:val="en-US"/>
+        </w:rPr>
+        <w:t xml:space="preserve"> We thus fit the model using the total female population aged 15-50, which slightly modify the fertility function. It should thus be interpreted as the proportion of women having their first child in a given month rather than a probability, </w:t>
       </w:r>
       <w:r>
         <w:rPr>
@@ -4682,126 +4754,134 @@
         <w:rPr>
           <w:lang w:val="en-US"/>
         </w:rPr>
-        <w:t xml:space="preserve"> analysis. As a limitation, we could not adjust </w:t>
-      </w:r>
-      <w:proofErr w:type="gramStart"/>
-      <w:r>
-        <w:rPr>
-          <w:lang w:val="en-US"/>
-        </w:rPr>
-        <w:t>for</w:t>
-      </w:r>
-      <w:proofErr w:type="gramEnd"/>
-      <w:r>
-        <w:rPr>
-          <w:lang w:val="en-US"/>
-        </w:rPr>
-        <w:t xml:space="preserve"> temporal changes in the proportion of childlessness that might explain variation in the excess births first- or higher-order children nationally. Nevertheless, we could account for spatial differences in the proportion of childlessness that affect </w:t>
-      </w:r>
-      <w:r>
-        <w:rPr>
-          <w:lang w:val="en-US"/>
-        </w:rPr>
-        <w:t xml:space="preserve">the municipality-level </w:t>
-      </w:r>
-      <w:r>
-        <w:rPr>
-          <w:lang w:val="en-US"/>
-        </w:rPr>
-        <w:t xml:space="preserve">first-birth </w:t>
-      </w:r>
-      <w:r>
-        <w:rPr>
-          <w:lang w:val="en-US"/>
-        </w:rPr>
-        <w:t xml:space="preserve">excess calculation by introducing an estimated </w:t>
-      </w:r>
-      <w:r>
-        <w:rPr>
-          <w:lang w:val="en-US"/>
-        </w:rPr>
-        <w:t>share</w:t>
-      </w:r>
-      <w:r>
-        <w:rPr>
-          <w:lang w:val="en-US"/>
-        </w:rPr>
-        <w:t xml:space="preserve"> of childless women into the multinomial allocation</w:t>
-      </w:r>
-      <w:r>
-        <w:rPr>
-          <w:lang w:val="en-US"/>
-        </w:rPr>
-        <w:t xml:space="preserve">. </w:t>
-      </w:r>
-      <w:r>
-        <w:rPr>
-          <w:lang w:val="en-US"/>
-        </w:rPr>
-        <w:t>This share was reconstructed for each municipality using birth records from 2000–2024, by inferring age-specific childlessness from observed first births and population counts</w:t>
-      </w:r>
-      <w:r>
-        <w:rPr>
-          <w:lang w:val="en-US"/>
-        </w:rPr>
-        <w:t xml:space="preserve"> </w:t>
-      </w:r>
-      <w:r>
-        <w:rPr>
-          <w:lang w:val="en-US"/>
-        </w:rPr>
-        <w:lastRenderedPageBreak/>
-        <w:t>(see Supplementary Material XX for detail</w:t>
-      </w:r>
-      <w:r>
-        <w:rPr>
-          <w:lang w:val="en-US"/>
-        </w:rPr>
-        <w:t xml:space="preserve">). </w:t>
-      </w:r>
-      <w:r>
-        <w:rPr>
-          <w:lang w:val="en-US"/>
-        </w:rPr>
-        <w:t xml:space="preserve">Similar adjustments were </w:t>
-      </w:r>
-      <w:proofErr w:type="gramStart"/>
-      <w:r>
-        <w:rPr>
-          <w:lang w:val="en-US"/>
-        </w:rPr>
-        <w:t>done</w:t>
-      </w:r>
-      <w:proofErr w:type="gramEnd"/>
-      <w:r>
-        <w:rPr>
-          <w:lang w:val="en-US"/>
-        </w:rPr>
-        <w:t xml:space="preserve"> for the higher-order child analysis. </w:t>
-      </w:r>
-      <w:r>
-        <w:rPr>
-          <w:lang w:val="en-US"/>
-        </w:rPr>
-        <w:br w:type="page"/>
+        <w:t xml:space="preserve"> analysis.</w:t>
       </w:r>
     </w:p>
     <w:p>
       <w:pPr>
-        <w:rPr>
-          <w:lang w:val="en-US"/>
-        </w:rPr>
-      </w:pPr>
-      <w:r>
-        <w:rPr>
-          <w:lang w:val="en-US"/>
-        </w:rPr>
-        <w:lastRenderedPageBreak/>
-        <w:t>Results</w:t>
+        <w:jc w:val="both"/>
+        <w:rPr>
+          <w:lang w:val="en-US"/>
+        </w:rPr>
+      </w:pPr>
+      <w:r>
+        <w:rPr>
+          <w:lang w:val="en-US"/>
+        </w:rPr>
+        <w:t xml:space="preserve">As a limitation, we could not account for temporal changes in the proportion of childlessness, which may partly explain variation in excess first or higher-order births at the national level. Nevertheless, we accounted for spatial differences in childlessness when estimating municipality-level excess </w:t>
+      </w:r>
+      <w:r>
+        <w:rPr>
+          <w:lang w:val="en-US"/>
+        </w:rPr>
+        <w:t xml:space="preserve">first </w:t>
+      </w:r>
+      <w:r>
+        <w:rPr>
+          <w:lang w:val="en-US"/>
+        </w:rPr>
+        <w:t>births by introducing an estimated share of childless women into the multinomial allocation. This share was reconstructed for each municipality using birth records from 2000–2024, by inferring age-specific childlessness from first births and population counts (see Supplementary Material XX for details). A similar approach was applied for higher-order births.</w:t>
+      </w:r>
+      <w:r>
+        <w:rPr>
+          <w:lang w:val="en-US"/>
+        </w:rPr>
+        <w:t xml:space="preserve"> </w:t>
+      </w:r>
+      <w:r>
+        <w:rPr>
+          <w:lang w:val="en-US"/>
+        </w:rPr>
+        <w:t>We implemented the model in a Bayesian framework using Stan</w:t>
+      </w:r>
+      <w:r>
+        <w:rPr>
+          <w:lang w:val="en-US"/>
+        </w:rPr>
+        <w:t xml:space="preserve"> (version 2.36) run in R 4.5.1 (REF Carpenter)</w:t>
+      </w:r>
+      <w:r>
+        <w:rPr>
+          <w:lang w:val="en-US"/>
+        </w:rPr>
+        <w:t xml:space="preserve">. All code </w:t>
+      </w:r>
+      <w:r>
+        <w:rPr>
+          <w:lang w:val="en-US"/>
+        </w:rPr>
+        <w:t>is</w:t>
+      </w:r>
+      <w:r>
+        <w:rPr>
+          <w:lang w:val="en-US"/>
+        </w:rPr>
+        <w:t xml:space="preserve"> available</w:t>
+      </w:r>
+      <w:r>
+        <w:rPr>
+          <w:lang w:val="en-US"/>
+        </w:rPr>
+        <w:t xml:space="preserve"> </w:t>
+      </w:r>
+      <w:r>
+        <w:rPr>
+          <w:lang w:val="en-US"/>
+        </w:rPr>
+        <w:t>from</w:t>
+      </w:r>
+      <w:r>
+        <w:rPr>
+          <w:lang w:val="en-US"/>
+        </w:rPr>
+        <w:t xml:space="preserve"> </w:t>
+      </w:r>
+      <w:r>
+        <w:rPr>
+          <w:lang w:val="en-US"/>
+        </w:rPr>
+        <w:t>https://github.com/anthonyhauser/birth_decline_ch</w:t>
+      </w:r>
+      <w:r>
+        <w:rPr>
+          <w:lang w:val="en-US"/>
+        </w:rPr>
+        <w:t xml:space="preserve">. </w:t>
       </w:r>
     </w:p>
     <w:p>
       <w:pPr>
+        <w:jc w:val="both"/>
+        <w:rPr>
+          <w:lang w:val="en-US"/>
+        </w:rPr>
+      </w:pPr>
+    </w:p>
+    <w:p>
+      <w:pPr>
+        <w:jc w:val="both"/>
+        <w:rPr>
+          <w:lang w:val="en-US"/>
+        </w:rPr>
+      </w:pPr>
+    </w:p>
+    <w:p>
+      <w:pPr>
+        <w:jc w:val="both"/>
+        <w:rPr>
+          <w:lang w:val="en-US"/>
+        </w:rPr>
+      </w:pPr>
+      <w:r>
+        <w:rPr>
+          <w:lang w:val="en-US"/>
+        </w:rPr>
+        <w:t>Results</w:t>
+      </w:r>
+    </w:p>
+    <w:p>
+      <w:pPr>
+        <w:jc w:val="both"/>
         <w:rPr>
           <w:lang w:val="en-US"/>
         </w:rPr>
@@ -4812,6 +4892,22 @@
         </w:rPr>
         <w:t>Model parameters</w:t>
       </w:r>
+    </w:p>
+    <w:p>
+      <w:pPr>
+        <w:jc w:val="both"/>
+        <w:rPr>
+          <w:lang w:val="en-US"/>
+        </w:rPr>
+      </w:pPr>
+    </w:p>
+    <w:p>
+      <w:pPr>
+        <w:jc w:val="both"/>
+        <w:rPr>
+          <w:lang w:val="en-US"/>
+        </w:rPr>
+      </w:pPr>
     </w:p>
     <w:p>
       <w:pPr>
@@ -4820,15 +4916,16 @@
           <w:ilvl w:val="0"/>
           <w:numId w:val="3"/>
         </w:numPr>
-        <w:rPr>
-          <w:lang w:val="en-US"/>
-        </w:rPr>
-      </w:pPr>
-      <w:r>
-        <w:rPr>
-          <w:lang w:val="en-US"/>
-        </w:rPr>
-        <w:t xml:space="preserve">Fertility curve: </w:t>
+        <w:jc w:val="both"/>
+        <w:rPr>
+          <w:lang w:val="en-US"/>
+        </w:rPr>
+      </w:pPr>
+      <w:r>
+        <w:rPr>
+          <w:lang w:val="en-US"/>
+        </w:rPr>
+        <w:t>Fit:</w:t>
       </w:r>
     </w:p>
     <w:p>
@@ -4838,15 +4935,22 @@
           <w:ilvl w:val="1"/>
           <w:numId w:val="3"/>
         </w:numPr>
-        <w:rPr>
-          <w:lang w:val="en-US"/>
-        </w:rPr>
-      </w:pPr>
-      <w:r>
-        <w:rPr>
-          <w:lang w:val="en-US"/>
-        </w:rPr>
-        <w:t>Peak at XX</w:t>
+        <w:jc w:val="both"/>
+        <w:rPr>
+          <w:lang w:val="en-US"/>
+        </w:rPr>
+      </w:pPr>
+      <w:r>
+        <w:rPr>
+          <w:lang w:val="en-US"/>
+        </w:rPr>
+        <w:t>By month from 2000 to 2024 (Fig 1A)</w:t>
+      </w:r>
+      <w:r>
+        <w:rPr>
+          <w:lang w:val="en-US"/>
+        </w:rPr>
+        <w:t>: mention that excess is calculated according to the reference which is the whole period, so on the whole period should be around 0.</w:t>
       </w:r>
     </w:p>
     <w:p>
@@ -4856,15 +4960,28 @@
           <w:ilvl w:val="1"/>
           <w:numId w:val="3"/>
         </w:numPr>
-        <w:rPr>
-          <w:lang w:val="en-US"/>
-        </w:rPr>
-      </w:pPr>
-      <w:r>
-        <w:rPr>
-          <w:lang w:val="en-US"/>
-        </w:rPr>
-        <w:t>shift over time to older age</w:t>
+        <w:jc w:val="both"/>
+        <w:rPr>
+          <w:lang w:val="en-US"/>
+        </w:rPr>
+      </w:pPr>
+      <w:r>
+        <w:rPr>
+          <w:lang w:val="en-US"/>
+        </w:rPr>
+        <w:t>Fit</w:t>
+      </w:r>
+      <w:r>
+        <w:rPr>
+          <w:lang w:val="en-US"/>
+        </w:rPr>
+        <w:t xml:space="preserve"> and fertility curve</w:t>
+      </w:r>
+      <w:r>
+        <w:rPr>
+          <w:lang w:val="en-US"/>
+        </w:rPr>
+        <w:t xml:space="preserve"> for sub-group analysis (Fig S1-S4)</w:t>
       </w:r>
     </w:p>
     <w:p>
@@ -4874,21 +4991,16 @@
           <w:ilvl w:val="0"/>
           <w:numId w:val="3"/>
         </w:numPr>
-        <w:rPr>
-          <w:lang w:val="en-US"/>
-        </w:rPr>
-      </w:pPr>
-      <w:r>
-        <w:rPr>
-          <w:lang w:val="en-US"/>
-        </w:rPr>
-        <w:t>Excess birth</w:t>
-      </w:r>
-      <w:r>
-        <w:rPr>
-          <w:lang w:val="en-US"/>
-        </w:rPr>
-        <w:t xml:space="preserve"> at national level</w:t>
+        <w:jc w:val="both"/>
+        <w:rPr>
+          <w:lang w:val="en-US"/>
+        </w:rPr>
+      </w:pPr>
+      <w:r>
+        <w:rPr>
+          <w:lang w:val="en-US"/>
+        </w:rPr>
+        <w:t xml:space="preserve">Fertility curve: </w:t>
       </w:r>
     </w:p>
     <w:p>
@@ -4898,15 +5010,22 @@
           <w:ilvl w:val="1"/>
           <w:numId w:val="3"/>
         </w:numPr>
-        <w:rPr>
-          <w:lang w:val="en-US"/>
-        </w:rPr>
-      </w:pPr>
-      <w:r>
-        <w:rPr>
-          <w:lang w:val="en-US"/>
-        </w:rPr>
-        <w:t>Continuous decrease from 2017, except from 2021</w:t>
+        <w:jc w:val="both"/>
+        <w:rPr>
+          <w:lang w:val="en-US"/>
+        </w:rPr>
+      </w:pPr>
+      <w:r>
+        <w:rPr>
+          <w:lang w:val="en-US"/>
+        </w:rPr>
+        <w:t>Peak at XX</w:t>
+      </w:r>
+      <w:r>
+        <w:rPr>
+          <w:lang w:val="en-US"/>
+        </w:rPr>
+        <w:t xml:space="preserve"> (Fig 1B)</w:t>
       </w:r>
     </w:p>
     <w:p>
@@ -4916,21 +5035,65 @@
           <w:ilvl w:val="1"/>
           <w:numId w:val="3"/>
         </w:numPr>
-        <w:rPr>
-          <w:lang w:val="en-US"/>
-        </w:rPr>
-      </w:pPr>
-      <w:r>
-        <w:rPr>
-          <w:lang w:val="en-US"/>
-        </w:rPr>
-        <w:t>Two peaks in</w:t>
-      </w:r>
-      <w:r>
-        <w:rPr>
-          <w:lang w:val="en-US"/>
-        </w:rPr>
-        <w:t xml:space="preserve"> 2021, corresponding to 10/11 month shifted COVID-19 phases</w:t>
+        <w:jc w:val="both"/>
+        <w:rPr>
+          <w:lang w:val="en-US"/>
+        </w:rPr>
+      </w:pPr>
+      <w:r>
+        <w:rPr>
+          <w:lang w:val="en-US"/>
+        </w:rPr>
+        <w:t>shift over time to older age</w:t>
+      </w:r>
+      <w:r>
+        <w:rPr>
+          <w:lang w:val="en-US"/>
+        </w:rPr>
+        <w:t xml:space="preserve"> (Fig 1C)</w:t>
+      </w:r>
+    </w:p>
+    <w:p>
+      <w:pPr>
+        <w:pStyle w:val="ListParagraph"/>
+        <w:numPr>
+          <w:ilvl w:val="1"/>
+          <w:numId w:val="3"/>
+        </w:numPr>
+        <w:jc w:val="both"/>
+        <w:rPr>
+          <w:lang w:val="en-US"/>
+        </w:rPr>
+      </w:pPr>
+      <w:r>
+        <w:rPr>
+          <w:lang w:val="en-US"/>
+        </w:rPr>
+        <w:t>Sub-group: fertility different between maternal nationality (Fig S</w:t>
+      </w:r>
+      <w:r>
+        <w:rPr>
+          <w:lang w:val="en-US"/>
+        </w:rPr>
+        <w:t>5</w:t>
+      </w:r>
+      <w:r>
+        <w:rPr>
+          <w:lang w:val="en-US"/>
+        </w:rPr>
+        <w:t>) and more naturally between parity (Fig S</w:t>
+      </w:r>
+      <w:r>
+        <w:rPr>
+          <w:lang w:val="en-US"/>
+        </w:rPr>
+        <w:t>6</w:t>
+      </w:r>
+      <w:r>
+        <w:rPr>
+          <w:lang w:val="en-US"/>
+        </w:rPr>
+        <w:t>)</w:t>
       </w:r>
     </w:p>
     <w:p>
@@ -4940,15 +5103,22 @@
           <w:ilvl w:val="0"/>
           <w:numId w:val="3"/>
         </w:numPr>
-        <w:rPr>
-          <w:lang w:val="en-US"/>
-        </w:rPr>
-      </w:pPr>
-      <w:r>
-        <w:rPr>
-          <w:lang w:val="en-US"/>
-        </w:rPr>
-        <w:t>Geographical variation (2017-2024)</w:t>
+        <w:jc w:val="both"/>
+        <w:rPr>
+          <w:lang w:val="en-US"/>
+        </w:rPr>
+      </w:pPr>
+      <w:r>
+        <w:rPr>
+          <w:lang w:val="en-US"/>
+        </w:rPr>
+        <w:t>Excess birth</w:t>
+      </w:r>
+      <w:r>
+        <w:rPr>
+          <w:lang w:val="en-US"/>
+        </w:rPr>
+        <w:t xml:space="preserve"> at national level</w:t>
       </w:r>
     </w:p>
     <w:p>
@@ -4958,15 +5128,22 @@
           <w:ilvl w:val="1"/>
           <w:numId w:val="3"/>
         </w:numPr>
-        <w:rPr>
-          <w:lang w:val="en-US"/>
-        </w:rPr>
-      </w:pPr>
-      <w:r>
-        <w:rPr>
-          <w:lang w:val="en-US"/>
-        </w:rPr>
-        <w:t>Decrease in cities, some areas of South of Switzerland (Ticino, Grisons, Valais)</w:t>
+        <w:jc w:val="both"/>
+        <w:rPr>
+          <w:lang w:val="en-US"/>
+        </w:rPr>
+      </w:pPr>
+      <w:r>
+        <w:rPr>
+          <w:lang w:val="en-US"/>
+        </w:rPr>
+        <w:t>Continuous decrease from 2017, except from 2021</w:t>
+      </w:r>
+      <w:r>
+        <w:rPr>
+          <w:lang w:val="en-US"/>
+        </w:rPr>
+        <w:t xml:space="preserve"> (Fig 2A)</w:t>
       </w:r>
     </w:p>
     <w:p>
@@ -4976,15 +5153,47 @@
           <w:ilvl w:val="1"/>
           <w:numId w:val="3"/>
         </w:numPr>
-        <w:rPr>
-          <w:lang w:val="en-US"/>
-        </w:rPr>
-      </w:pPr>
-      <w:r>
-        <w:rPr>
-          <w:lang w:val="en-US"/>
-        </w:rPr>
-        <w:t>Peripheric area with higher fertility</w:t>
+        <w:jc w:val="both"/>
+        <w:rPr>
+          <w:lang w:val="en-US"/>
+        </w:rPr>
+      </w:pPr>
+      <w:r>
+        <w:rPr>
+          <w:lang w:val="en-US"/>
+        </w:rPr>
+        <w:t>Two peaks in</w:t>
+      </w:r>
+      <w:r>
+        <w:rPr>
+          <w:lang w:val="en-US"/>
+        </w:rPr>
+        <w:t xml:space="preserve"> 2021, corresponding to 10/11 month shifted COVID-19 phases</w:t>
+      </w:r>
+      <w:r>
+        <w:rPr>
+          <w:lang w:val="en-US"/>
+        </w:rPr>
+        <w:t xml:space="preserve"> (Fig 2B)</w:t>
+      </w:r>
+    </w:p>
+    <w:p>
+      <w:pPr>
+        <w:pStyle w:val="ListParagraph"/>
+        <w:numPr>
+          <w:ilvl w:val="1"/>
+          <w:numId w:val="3"/>
+        </w:numPr>
+        <w:jc w:val="both"/>
+        <w:rPr>
+          <w:lang w:val="en-US"/>
+        </w:rPr>
+      </w:pPr>
+      <w:r>
+        <w:rPr>
+          <w:lang w:val="en-US"/>
+        </w:rPr>
+        <w:t>Sub-group analyses (Fig S7-S10).</w:t>
       </w:r>
     </w:p>
     <w:p>
@@ -4994,15 +5203,16 @@
           <w:ilvl w:val="0"/>
           <w:numId w:val="3"/>
         </w:numPr>
-        <w:rPr>
-          <w:lang w:val="en-US"/>
-        </w:rPr>
-      </w:pPr>
-      <w:r>
-        <w:rPr>
-          <w:lang w:val="en-US"/>
-        </w:rPr>
-        <w:t>Excess according to municipality-level covariates</w:t>
+        <w:jc w:val="both"/>
+        <w:rPr>
+          <w:lang w:val="en-US"/>
+        </w:rPr>
+      </w:pPr>
+      <w:r>
+        <w:rPr>
+          <w:lang w:val="en-US"/>
+        </w:rPr>
+        <w:t>Geographical variation (2017-2024)</w:t>
       </w:r>
     </w:p>
     <w:p>
@@ -5012,21 +5222,22 @@
           <w:ilvl w:val="1"/>
           <w:numId w:val="3"/>
         </w:numPr>
-        <w:rPr>
-          <w:lang w:val="en-US"/>
-        </w:rPr>
-      </w:pPr>
-      <w:r>
-        <w:rPr>
-          <w:lang w:val="en-US"/>
-        </w:rPr>
-        <w:t>Decrease with population density</w:t>
-      </w:r>
-      <w:r>
-        <w:rPr>
-          <w:lang w:val="en-US"/>
-        </w:rPr>
-        <w:t xml:space="preserve"> (more marked for Swiss women, for non-Swiss effect only in big cities)</w:t>
+        <w:jc w:val="both"/>
+        <w:rPr>
+          <w:lang w:val="en-US"/>
+        </w:rPr>
+      </w:pPr>
+      <w:r>
+        <w:rPr>
+          <w:lang w:val="en-US"/>
+        </w:rPr>
+        <w:t>Decrease in cities, some areas of South of Switzerland (Ticino, Grisons, Valais)</w:t>
+      </w:r>
+      <w:r>
+        <w:rPr>
+          <w:lang w:val="en-US"/>
+        </w:rPr>
+        <w:t xml:space="preserve"> (Fig 3)</w:t>
       </w:r>
     </w:p>
     <w:p>
@@ -5036,21 +5247,16 @@
           <w:ilvl w:val="1"/>
           <w:numId w:val="3"/>
         </w:numPr>
-        <w:rPr>
-          <w:lang w:val="en-US"/>
-        </w:rPr>
-      </w:pPr>
-      <w:r>
-        <w:rPr>
-          <w:lang w:val="en-US"/>
-        </w:rPr>
-        <w:t>SEP: higher increase in ppl with low SEP (last decile, especially among</w:t>
-      </w:r>
-      <w:r>
-        <w:rPr>
-          <w:lang w:val="en-US"/>
-        </w:rPr>
-        <w:t xml:space="preserve"> non-Swiss women)</w:t>
+        <w:jc w:val="both"/>
+        <w:rPr>
+          <w:lang w:val="en-US"/>
+        </w:rPr>
+      </w:pPr>
+      <w:r>
+        <w:rPr>
+          <w:lang w:val="en-US"/>
+        </w:rPr>
+        <w:t>Peripheric area with higher fertility</w:t>
       </w:r>
     </w:p>
     <w:p>
@@ -5060,23 +5266,35 @@
           <w:ilvl w:val="1"/>
           <w:numId w:val="3"/>
         </w:numPr>
-        <w:rPr>
-          <w:lang w:val="en-US"/>
-        </w:rPr>
-      </w:pPr>
-      <w:proofErr w:type="spellStart"/>
-      <w:r>
-        <w:rPr>
-          <w:lang w:val="en-US"/>
-        </w:rPr>
-        <w:t>Votation</w:t>
-      </w:r>
-      <w:proofErr w:type="spellEnd"/>
-      <w:r>
-        <w:rPr>
-          <w:lang w:val="en-US"/>
-        </w:rPr>
-        <w:t>: no effect (correlated with population density)</w:t>
+        <w:jc w:val="both"/>
+        <w:rPr>
+          <w:lang w:val="en-US"/>
+        </w:rPr>
+      </w:pPr>
+      <w:r>
+        <w:rPr>
+          <w:lang w:val="en-US"/>
+        </w:rPr>
+        <w:t>Sub-group analyses (Fig S11-S14)</w:t>
+      </w:r>
+    </w:p>
+    <w:p>
+      <w:pPr>
+        <w:pStyle w:val="ListParagraph"/>
+        <w:numPr>
+          <w:ilvl w:val="0"/>
+          <w:numId w:val="3"/>
+        </w:numPr>
+        <w:jc w:val="both"/>
+        <w:rPr>
+          <w:lang w:val="en-US"/>
+        </w:rPr>
+      </w:pPr>
+      <w:r>
+        <w:rPr>
+          <w:lang w:val="en-US"/>
+        </w:rPr>
+        <w:t>Excess according to municipality-level covariates</w:t>
       </w:r>
     </w:p>
     <w:p>
@@ -5086,35 +5304,29 @@
           <w:ilvl w:val="1"/>
           <w:numId w:val="3"/>
         </w:numPr>
-        <w:rPr>
-          <w:lang w:val="en-US"/>
-        </w:rPr>
-      </w:pPr>
-      <w:r>
-        <w:rPr>
-          <w:lang w:val="en-US"/>
-        </w:rPr>
-        <w:t>Childcare</w:t>
-      </w:r>
-      <w:proofErr w:type="gramStart"/>
-      <w:r>
-        <w:rPr>
-          <w:lang w:val="en-US"/>
-        </w:rPr>
-        <w:t xml:space="preserve">: </w:t>
-      </w:r>
-      <w:r>
-        <w:rPr>
-          <w:lang w:val="en-US"/>
-        </w:rPr>
-        <w:t>:</w:t>
-      </w:r>
-      <w:proofErr w:type="gramEnd"/>
-      <w:r>
-        <w:rPr>
-          <w:lang w:val="en-US"/>
-        </w:rPr>
-        <w:t xml:space="preserve"> no effect (correlated with population density)</w:t>
+        <w:jc w:val="both"/>
+        <w:rPr>
+          <w:lang w:val="en-US"/>
+        </w:rPr>
+      </w:pPr>
+      <w:r>
+        <w:rPr>
+          <w:lang w:val="en-US"/>
+        </w:rPr>
+        <w:lastRenderedPageBreak/>
+        <w:t>Decrease with population density</w:t>
+      </w:r>
+      <w:r>
+        <w:rPr>
+          <w:lang w:val="en-US"/>
+        </w:rPr>
+        <w:t xml:space="preserve"> (more marked for Swiss women, for non-Swiss effect only in big cities)</w:t>
+      </w:r>
+      <w:r>
+        <w:rPr>
+          <w:lang w:val="en-US"/>
+        </w:rPr>
+        <w:t xml:space="preserve"> (Fig 4)</w:t>
       </w:r>
     </w:p>
     <w:p>
@@ -5124,29 +5336,234 @@
           <w:ilvl w:val="1"/>
           <w:numId w:val="3"/>
         </w:numPr>
-        <w:rPr>
-          <w:lang w:val="en-US"/>
-        </w:rPr>
-      </w:pPr>
-      <w:r>
-        <w:rPr>
-          <w:lang w:val="en-US"/>
-        </w:rPr>
-        <w:t xml:space="preserve">Bump in 2021 </w:t>
-      </w:r>
-      <w:proofErr w:type="gramStart"/>
-      <w:r>
-        <w:rPr>
-          <w:lang w:val="en-US"/>
-        </w:rPr>
-        <w:t>mostly</w:t>
-      </w:r>
-      <w:proofErr w:type="gramEnd"/>
-      <w:r>
-        <w:rPr>
-          <w:lang w:val="en-US"/>
-        </w:rPr>
-        <w:t xml:space="preserve"> visible in low density region (no temporal increase in cities)</w:t>
+        <w:jc w:val="both"/>
+        <w:rPr>
+          <w:lang w:val="en-US"/>
+        </w:rPr>
+      </w:pPr>
+      <w:r>
+        <w:rPr>
+          <w:lang w:val="en-US"/>
+        </w:rPr>
+        <w:t>SEP: higher increase in ppl with low SEP (last decile, especially among</w:t>
+      </w:r>
+      <w:r>
+        <w:rPr>
+          <w:lang w:val="en-US"/>
+        </w:rPr>
+        <w:t xml:space="preserve"> non-Swiss women)</w:t>
+      </w:r>
+    </w:p>
+    <w:p>
+      <w:pPr>
+        <w:pStyle w:val="ListParagraph"/>
+        <w:numPr>
+          <w:ilvl w:val="1"/>
+          <w:numId w:val="3"/>
+        </w:numPr>
+        <w:jc w:val="both"/>
+        <w:rPr>
+          <w:lang w:val="en-US"/>
+        </w:rPr>
+      </w:pPr>
+      <w:r>
+        <w:rPr>
+          <w:lang w:val="en-US"/>
+        </w:rPr>
+        <w:t>Votation</w:t>
+      </w:r>
+      <w:r>
+        <w:rPr>
+          <w:lang w:val="en-US"/>
+        </w:rPr>
+        <w:t>: no effect (correlated with population density)</w:t>
+      </w:r>
+    </w:p>
+    <w:p>
+      <w:pPr>
+        <w:pStyle w:val="ListParagraph"/>
+        <w:numPr>
+          <w:ilvl w:val="1"/>
+          <w:numId w:val="3"/>
+        </w:numPr>
+        <w:jc w:val="both"/>
+        <w:rPr>
+          <w:lang w:val="en-US"/>
+        </w:rPr>
+      </w:pPr>
+      <w:r>
+        <w:rPr>
+          <w:lang w:val="en-US"/>
+        </w:rPr>
+        <w:t xml:space="preserve">Childcare: </w:t>
+      </w:r>
+      <w:r>
+        <w:rPr>
+          <w:lang w:val="en-US"/>
+        </w:rPr>
+        <w:t>no effect (correlated with population density)</w:t>
+      </w:r>
+    </w:p>
+    <w:p>
+      <w:pPr>
+        <w:pStyle w:val="ListParagraph"/>
+        <w:numPr>
+          <w:ilvl w:val="1"/>
+          <w:numId w:val="3"/>
+        </w:numPr>
+        <w:jc w:val="both"/>
+        <w:rPr>
+          <w:lang w:val="en-US"/>
+        </w:rPr>
+      </w:pPr>
+      <w:r>
+        <w:rPr>
+          <w:lang w:val="en-US"/>
+        </w:rPr>
+        <w:t>Bump in 2021 mostly visible in low density region (no temporal increase in cities)</w:t>
+      </w:r>
+      <w:r>
+        <w:rPr>
+          <w:lang w:val="en-US"/>
+        </w:rPr>
+        <w:t xml:space="preserve"> (Fig SXX)</w:t>
+      </w:r>
+    </w:p>
+    <w:p>
+      <w:pPr>
+        <w:pStyle w:val="ListParagraph"/>
+        <w:numPr>
+          <w:ilvl w:val="1"/>
+          <w:numId w:val="3"/>
+        </w:numPr>
+        <w:jc w:val="both"/>
+        <w:rPr>
+          <w:lang w:val="en-US"/>
+        </w:rPr>
+      </w:pPr>
+      <w:r>
+        <w:rPr>
+          <w:lang w:val="en-US"/>
+        </w:rPr>
+        <w:t>All results for main and subgroup (S15-S20).</w:t>
+      </w:r>
+    </w:p>
+    <w:p>
+      <w:pPr>
+        <w:jc w:val="both"/>
+        <w:rPr>
+          <w:lang w:val="en-US"/>
+        </w:rPr>
+      </w:pPr>
+    </w:p>
+    <w:p>
+      <w:pPr>
+        <w:jc w:val="both"/>
+        <w:rPr>
+          <w:lang w:val="en-US"/>
+        </w:rPr>
+      </w:pPr>
+    </w:p>
+    <w:p>
+      <w:pPr>
+        <w:jc w:val="both"/>
+        <w:rPr>
+          <w:lang w:val="en-US"/>
+        </w:rPr>
+      </w:pPr>
+      <w:r>
+        <w:rPr>
+          <w:lang w:val="en-US"/>
+        </w:rPr>
+        <w:t>Increase in 2021 more visible for second child than first child</w:t>
+      </w:r>
+      <w:r>
+        <w:rPr>
+          <w:lang w:val="en-US"/>
+        </w:rPr>
+        <w:t>, but decrease after 2021 is at least as marked if not more than for first child (so temporary effect)</w:t>
+      </w:r>
+    </w:p>
+    <w:p>
+      <w:pPr>
+        <w:jc w:val="both"/>
+        <w:rPr>
+          <w:lang w:val="en-US"/>
+        </w:rPr>
+      </w:pPr>
+      <w:r>
+        <w:rPr>
+          <w:lang w:val="en-US"/>
+        </w:rPr>
+        <w:t>Effect of density clearer (monotonic and lower uncertainty, despite same number of briths) for second child</w:t>
+      </w:r>
+    </w:p>
+    <w:p>
+      <w:pPr>
+        <w:jc w:val="both"/>
+        <w:rPr>
+          <w:lang w:val="en-US"/>
+        </w:rPr>
+      </w:pPr>
+      <w:r>
+        <w:rPr>
+          <w:lang w:val="en-US"/>
+        </w:rPr>
+        <w:t>Increase in 2021 m</w:t>
+      </w:r>
+      <w:r>
+        <w:rPr>
+          <w:lang w:val="en-US"/>
+        </w:rPr>
+        <w:t xml:space="preserve">ore visible </w:t>
+      </w:r>
+      <w:r>
+        <w:rPr>
+          <w:lang w:val="en-US"/>
+        </w:rPr>
+        <w:t>among Swiss</w:t>
+      </w:r>
+      <w:r>
+        <w:rPr>
+          <w:lang w:val="en-US"/>
+        </w:rPr>
+        <w:t>, no effect in 2021 for non-Swiss and higher decrease since 2021</w:t>
+      </w:r>
+    </w:p>
+    <w:p>
+      <w:pPr>
+        <w:jc w:val="both"/>
+        <w:rPr>
+          <w:lang w:val="en-US"/>
+        </w:rPr>
+      </w:pPr>
+      <w:r>
+        <w:rPr>
+          <w:lang w:val="en-US"/>
+        </w:rPr>
+        <w:t>Effect of density more monotonic/higher among Swiss</w:t>
+      </w:r>
+    </w:p>
+    <w:p>
+      <w:pPr>
+        <w:jc w:val="both"/>
+        <w:rPr>
+          <w:lang w:val="en-US"/>
+        </w:rPr>
+      </w:pPr>
+    </w:p>
+    <w:p>
+      <w:pPr>
+        <w:jc w:val="both"/>
+        <w:rPr>
+          <w:lang w:val="en-US"/>
+        </w:rPr>
+      </w:pPr>
+      <w:r>
+        <w:rPr>
+          <w:lang w:val="en-US"/>
+        </w:rPr>
+        <w:t>Maybe less affected by uncertainty inherent to COVID-19 period restriction</w:t>
       </w:r>
     </w:p>
     <w:sectPr>

--- a/manuscript/manuscript.docx
+++ b/manuscript/manuscript.docx
@@ -5458,14 +5458,38 @@
     </w:p>
     <w:p>
       <w:pPr>
+        <w:pStyle w:val="ListParagraph"/>
+        <w:numPr>
+          <w:ilvl w:val="0"/>
+          <w:numId w:val="3"/>
+        </w:numPr>
         <w:jc w:val="both"/>
         <w:rPr>
           <w:lang w:val="en-US"/>
         </w:rPr>
       </w:pPr>
+      <w:r>
+        <w:rPr>
+          <w:lang w:val="en-US"/>
+        </w:rPr>
+        <w:t xml:space="preserve">Sub-group </w:t>
+      </w:r>
+      <w:proofErr w:type="gramStart"/>
+      <w:r>
+        <w:rPr>
+          <w:lang w:val="en-US"/>
+        </w:rPr>
+        <w:t>analyses</w:t>
+      </w:r>
+      <w:proofErr w:type="gramEnd"/>
     </w:p>
     <w:p>
       <w:pPr>
+        <w:pStyle w:val="ListParagraph"/>
+        <w:numPr>
+          <w:ilvl w:val="1"/>
+          <w:numId w:val="3"/>
+        </w:numPr>
         <w:jc w:val="both"/>
         <w:rPr>
           <w:lang w:val="en-US"/>
@@ -5475,17 +5499,16 @@
         <w:rPr>
           <w:lang w:val="en-US"/>
         </w:rPr>
-        <w:t>Increase in 2021 more visible for second child than first child</w:t>
-      </w:r>
-      <w:r>
-        <w:rPr>
-          <w:lang w:val="en-US"/>
-        </w:rPr>
-        <w:t>, but decrease after 2021 is at least as marked if not more than for first child (so temporary effect)</w:t>
+        <w:t>Parity</w:t>
       </w:r>
     </w:p>
     <w:p>
       <w:pPr>
+        <w:pStyle w:val="ListParagraph"/>
+        <w:numPr>
+          <w:ilvl w:val="2"/>
+          <w:numId w:val="3"/>
+        </w:numPr>
         <w:jc w:val="both"/>
         <w:rPr>
           <w:lang w:val="en-US"/>
@@ -5495,11 +5518,22 @@
         <w:rPr>
           <w:lang w:val="en-US"/>
         </w:rPr>
-        <w:t>Effect of density clearer (monotonic and lower uncertainty, despite same number of briths) for second child</w:t>
+        <w:t>Increase in 2021 more visible for second child than first child</w:t>
+      </w:r>
+      <w:r>
+        <w:rPr>
+          <w:lang w:val="en-US"/>
+        </w:rPr>
+        <w:t>, but decrease after 2021 is at least as marked if not more than for first child (so temporary effect)</w:t>
       </w:r>
     </w:p>
     <w:p>
       <w:pPr>
+        <w:pStyle w:val="ListParagraph"/>
+        <w:numPr>
+          <w:ilvl w:val="2"/>
+          <w:numId w:val="3"/>
+        </w:numPr>
         <w:jc w:val="both"/>
         <w:rPr>
           <w:lang w:val="en-US"/>
@@ -5509,29 +5543,28 @@
         <w:rPr>
           <w:lang w:val="en-US"/>
         </w:rPr>
-        <w:t>Increase in 2021 m</w:t>
-      </w:r>
-      <w:r>
-        <w:rPr>
-          <w:lang w:val="en-US"/>
-        </w:rPr>
-        <w:t xml:space="preserve">ore visible </w:t>
-      </w:r>
-      <w:r>
-        <w:rPr>
-          <w:lang w:val="en-US"/>
-        </w:rPr>
-        <w:t>among Swiss</w:t>
-      </w:r>
-      <w:r>
-        <w:rPr>
-          <w:lang w:val="en-US"/>
-        </w:rPr>
-        <w:t>, no effect in 2021 for non-Swiss and higher decrease since 2021</w:t>
+        <w:t xml:space="preserve">Effect of density clearer (monotonic and lower uncertainty, despite same number of </w:t>
+      </w:r>
+      <w:r>
+        <w:rPr>
+          <w:lang w:val="en-US"/>
+        </w:rPr>
+        <w:t>births</w:t>
+      </w:r>
+      <w:r>
+        <w:rPr>
+          <w:lang w:val="en-US"/>
+        </w:rPr>
+        <w:t>) for second child</w:t>
       </w:r>
     </w:p>
     <w:p>
       <w:pPr>
+        <w:pStyle w:val="ListParagraph"/>
+        <w:numPr>
+          <w:ilvl w:val="1"/>
+          <w:numId w:val="3"/>
+        </w:numPr>
         <w:jc w:val="both"/>
         <w:rPr>
           <w:lang w:val="en-US"/>
@@ -5541,24 +5574,83 @@
         <w:rPr>
           <w:lang w:val="en-US"/>
         </w:rPr>
-        <w:t>Effect of density more monotonic/higher among Swiss</w:t>
+        <w:t>Citizenship</w:t>
       </w:r>
     </w:p>
     <w:p>
       <w:pPr>
+        <w:pStyle w:val="ListParagraph"/>
+        <w:numPr>
+          <w:ilvl w:val="2"/>
+          <w:numId w:val="3"/>
+        </w:numPr>
         <w:jc w:val="both"/>
         <w:rPr>
           <w:lang w:val="en-US"/>
         </w:rPr>
       </w:pPr>
+      <w:r>
+        <w:rPr>
+          <w:lang w:val="en-US"/>
+        </w:rPr>
+        <w:t>Increase in 2021 m</w:t>
+      </w:r>
+      <w:r>
+        <w:rPr>
+          <w:lang w:val="en-US"/>
+        </w:rPr>
+        <w:t xml:space="preserve">ore visible </w:t>
+      </w:r>
+      <w:r>
+        <w:rPr>
+          <w:lang w:val="en-US"/>
+        </w:rPr>
+        <w:t>among Swiss</w:t>
+      </w:r>
+      <w:r>
+        <w:rPr>
+          <w:lang w:val="en-US"/>
+        </w:rPr>
+        <w:t>, no effect in 2021 for non-Swiss and higher decrease since 2021</w:t>
+      </w:r>
     </w:p>
     <w:p>
       <w:pPr>
+        <w:pStyle w:val="ListParagraph"/>
+        <w:numPr>
+          <w:ilvl w:val="2"/>
+          <w:numId w:val="3"/>
+        </w:numPr>
         <w:jc w:val="both"/>
         <w:rPr>
           <w:lang w:val="en-US"/>
         </w:rPr>
       </w:pPr>
+      <w:r>
+        <w:rPr>
+          <w:lang w:val="en-US"/>
+        </w:rPr>
+        <w:t>Effect of density more monotonic/higher among Swiss</w:t>
+      </w:r>
+    </w:p>
+    <w:p>
+      <w:pPr>
+        <w:pStyle w:val="ListParagraph"/>
+        <w:numPr>
+          <w:ilvl w:val="1"/>
+          <w:numId w:val="3"/>
+        </w:numPr>
+        <w:jc w:val="both"/>
+        <w:rPr>
+          <w:lang w:val="en-US"/>
+        </w:rPr>
+      </w:pPr>
+      <w:r>
+        <w:rPr>
+          <w:lang w:val="en-US"/>
+        </w:rPr>
+        <w:t xml:space="preserve">Potential explanation: </w:t>
+      </w:r>
       <w:r>
         <w:rPr>
           <w:lang w:val="en-US"/>
@@ -5822,7 +5914,7 @@
         <w:rFonts w:ascii="Courier New" w:hAnsi="Courier New" w:cs="Courier New" w:hint="default"/>
       </w:rPr>
     </w:lvl>
-    <w:lvl w:ilvl="2" w:tplc="100C0005" w:tentative="1">
+    <w:lvl w:ilvl="2" w:tplc="100C0005">
       <w:start w:val="1"/>
       <w:numFmt w:val="bullet"/>
       <w:lvlText w:val=""/>
